--- a/5 Project Development Phase/Code-Layout, Readability and Reusability.docx
+++ b/5 Project Development Phase/Code-Layout, Readability and Reusability.docx
@@ -250,7 +250,7 @@
               <w:rPr>
                 <w:sz w:val="20"/>
               </w:rPr>
-              <w:t xml:space="preserve">02 October 2026</w:t>
+              <w:t>01/10/2026</w:t>
             </w:r>
           </w:p>
         </w:tc>
@@ -392,6 +392,58 @@
                 <w:sz w:val="20"/>
               </w:rPr>
               <w:t xml:space="preserve">PocketSmart AI</w:t>
+            </w:r>
+          </w:p>
+        </w:tc>
+      </w:tr>
+      <w:tr>
+        <w:trPr>
+          <w:trHeight w:val="399" w:hRule="atLeast"/>
+        </w:trPr>
+        <w:tc>
+          <w:tcPr>
+            <w:tcW w:w="2820" w:type="dxa"/>
+          </w:tcPr>
+          <w:p>
+            <w:pPr>
+              <w:pStyle w:val="TableParagraph"/>
+              <w:spacing w:before="101"/>
+              <w:ind w:left="127"/>
+              <w:rPr>
+                <w:rFonts w:ascii="Arial"/>
+                <w:b/>
+                <w:sz w:val="20"/>
+              </w:rPr>
+            </w:pPr>
+            <w:r>
+              <w:rPr>
+                <w:rFonts w:ascii="Arial"/>
+                <w:b/>
+                <w:sz w:val="20"/>
+              </w:rPr>
+              <w:t>Guide</w:t>
+            </w:r>
+          </w:p>
+        </w:tc>
+        <w:tc>
+          <w:tcPr>
+            <w:tcW w:w="6820" w:type="dxa"/>
+          </w:tcPr>
+          <w:p>
+            <w:pPr>
+              <w:pStyle w:val="TableParagraph"/>
+              <w:spacing w:before="101"/>
+              <w:ind w:left="143"/>
+              <w:rPr>
+                <w:sz w:val="20"/>
+              </w:rPr>
+            </w:pPr>
+            <w:r>
+              <w:rPr>
+                <w:spacing w:val="-2"/>
+                <w:sz w:val="20"/>
+              </w:rPr>
+              <w:t>N. Indumathi AP/CSE</w:t>
             </w:r>
           </w:p>
         </w:tc>
@@ -547,157 +599,7 @@
       </w:pPr>
       <w:r>
         <w:rPr/>
-        <w:t>This</w:t>
-      </w:r>
-      <w:r>
-        <w:rPr>
-          <w:spacing w:val="-5"/>
-        </w:rPr>
-        <w:t> </w:t>
-      </w:r>
-      <w:r>
-        <w:rPr/>
-        <w:t>document</w:t>
-      </w:r>
-      <w:r>
-        <w:rPr>
-          <w:spacing w:val="-5"/>
-        </w:rPr>
-        <w:t> </w:t>
-      </w:r>
-      <w:r>
-        <w:rPr/>
-        <w:t>evaluates</w:t>
-      </w:r>
-      <w:r>
-        <w:rPr>
-          <w:spacing w:val="-5"/>
-        </w:rPr>
-        <w:t> </w:t>
-      </w:r>
-      <w:r>
-        <w:rPr/>
-        <w:t>the</w:t>
-      </w:r>
-      <w:r>
-        <w:rPr>
-          <w:spacing w:val="-5"/>
-        </w:rPr>
-        <w:t> </w:t>
-      </w:r>
-      <w:r>
-        <w:rPr/>
-        <w:t>quality</w:t>
-      </w:r>
-      <w:r>
-        <w:rPr>
-          <w:spacing w:val="-5"/>
-        </w:rPr>
-        <w:t> </w:t>
-      </w:r>
-      <w:r>
-        <w:rPr/>
-        <w:t>of</w:t>
-      </w:r>
-      <w:r>
-        <w:rPr>
-          <w:spacing w:val="-5"/>
-        </w:rPr>
-        <w:t> </w:t>
-      </w:r>
-      <w:r>
-        <w:rPr/>
-        <w:t>the</w:t>
-      </w:r>
-      <w:r>
-        <w:rPr>
-          <w:spacing w:val="-5"/>
-        </w:rPr>
-        <w:t> </w:t>
-      </w:r>
-      <w:r>
-        <w:rPr/>
-        <w:t>codebase</w:t>
-      </w:r>
-      <w:r>
-        <w:rPr>
-          <w:spacing w:val="-5"/>
-        </w:rPr>
-        <w:t> </w:t>
-      </w:r>
-      <w:r>
-        <w:rPr/>
-        <w:t>in</w:t>
-      </w:r>
-      <w:r>
-        <w:rPr>
-          <w:spacing w:val="-5"/>
-        </w:rPr>
-        <w:t> </w:t>
-      </w:r>
-      <w:r>
-        <w:rPr/>
-        <w:t>terms</w:t>
-      </w:r>
-      <w:r>
-        <w:rPr>
-          <w:spacing w:val="-5"/>
-        </w:rPr>
-        <w:t> </w:t>
-      </w:r>
-      <w:r>
-        <w:rPr/>
-        <w:t>of</w:t>
-      </w:r>
-      <w:r>
-        <w:rPr>
-          <w:spacing w:val="-5"/>
-        </w:rPr>
-        <w:t> </w:t>
-      </w:r>
-      <w:r>
-        <w:rPr/>
-        <w:t>its</w:t>
-      </w:r>
-      <w:r>
-        <w:rPr>
-          <w:spacing w:val="-5"/>
-        </w:rPr>
-        <w:t> </w:t>
-      </w:r>
-      <w:r>
-        <w:rPr/>
-        <w:t>structure,</w:t>
-      </w:r>
-      <w:r>
-        <w:rPr>
-          <w:spacing w:val="-5"/>
-        </w:rPr>
-        <w:t> </w:t>
-      </w:r>
-      <w:r>
-        <w:rPr/>
-        <w:t>readability,</w:t>
-      </w:r>
-      <w:r>
-        <w:rPr>
-          <w:spacing w:val="-5"/>
-        </w:rPr>
-        <w:t> </w:t>
-      </w:r>
-      <w:r>
-        <w:rPr/>
-        <w:t>and</w:t>
-      </w:r>
-      <w:r>
-        <w:rPr>
-          <w:spacing w:val="-5"/>
-        </w:rPr>
-        <w:t> </w:t>
-      </w:r>
-      <w:r>
-        <w:rPr/>
-        <w:t>reusability. Well-organized code with proper naming conventions, comments, and modular design ensures that the project is maintainable and can be extended or reused in future development.</w:t>
+        <w:t>This document evaluates the structure, readability and reusability of the PocketSmart AI codebase: one module per concern, clear names, comments where the logic is not obvious, and reusable helpers.</w:t>
       </w:r>
     </w:p>
     <w:p>
@@ -1127,7 +1029,7 @@
               <w:rPr>
                 <w:sz w:val="18"/>
               </w:rPr>
-              <w:t xml:space="preserve">Yes</w:t>
+              <w:t>Yes</w:t>
             </w:r>
           </w:p>
         </w:tc>
@@ -1148,7 +1050,7 @@
                 <w:rFonts w:ascii="Times New Roman"/>
                 <w:sz w:val="18"/>
               </w:rPr>
-              <w:t xml:space="preserve">4-space PEP 8 indentation in every Python file</w:t>
+              <w:t>4-space PEP 8 indentation in every Python file</w:t>
             </w:r>
           </w:p>
         </w:tc>
@@ -1239,7 +1141,7 @@
                 <w:spacing w:val="-10"/>
                 <w:sz w:val="18"/>
               </w:rPr>
-              <w:t xml:space="preserve">Yes</w:t>
+              <w:t>Yes</w:t>
             </w:r>
           </w:p>
         </w:tc>
@@ -1260,7 +1162,7 @@
                 <w:rFonts w:ascii="Times New Roman"/>
                 <w:sz w:val="18"/>
               </w:rPr>
-              <w:t xml:space="preserve">Separate data/, src/, models/, results/ and api/ folders</w:t>
+              <w:t>app/ (with routes/), templates/, static/, tests/, scripts/ and docs/ are separate folders</w:t>
             </w:r>
           </w:p>
         </w:tc>
@@ -1350,7 +1252,7 @@
                 <w:rFonts w:ascii="Times New Roman"/>
                 <w:sz w:val="18"/>
               </w:rPr>
-              <w:t xml:space="preserve">Yes</w:t>
+              <w:t>Yes</w:t>
             </w:r>
           </w:p>
         </w:tc>
@@ -1371,7 +1273,7 @@
                 <w:rFonts w:ascii="Times New Roman"/>
                 <w:sz w:val="18"/>
               </w:rPr>
-              <w:t xml:space="preserve">Names such as merchant_text, weekly_spend, y_pred</w:t>
+              <w:t>Names such as candidates, total_cost, history_id and GeminiUnavailable show their purpose</w:t>
             </w:r>
           </w:p>
         </w:tc>
@@ -1461,7 +1363,7 @@
                 <w:rFonts w:ascii="Times New Roman"/>
                 <w:sz w:val="18"/>
               </w:rPr>
-              <w:t xml:space="preserve">Yes</w:t>
+              <w:t>Yes</w:t>
             </w:r>
           </w:p>
         </w:tc>
@@ -1482,7 +1384,7 @@
                 <w:rFonts w:ascii="Times New Roman"/>
                 <w:sz w:val="18"/>
               </w:rPr>
-              <w:t xml:space="preserve">Verbs such as build_features, train_classifier, detect_anomalies</w:t>
+              <w:t>Verbs such as build_prompt, rule_based_pick, generate_json and save_history</w:t>
             </w:r>
           </w:p>
         </w:tc>
@@ -1573,7 +1475,7 @@
                 <w:spacing w:val="-10"/>
                 <w:sz w:val="18"/>
               </w:rPr>
-              <w:t xml:space="preserve">Yes</w:t>
+              <w:t>Yes</w:t>
             </w:r>
           </w:p>
         </w:tc>
@@ -1594,7 +1496,7 @@
                 <w:rFonts w:ascii="Times New Roman"/>
                 <w:sz w:val="18"/>
               </w:rPr>
-              <w:t xml:space="preserve">Module headers and comments on modelling choices</w:t>
+              <w:t>Comments and docstrings explain prompts, verification and fallback logic</w:t>
             </w:r>
           </w:p>
         </w:tc>
@@ -1685,7 +1587,7 @@
                 <w:spacing w:val="-2"/>
                 <w:sz w:val="18"/>
               </w:rPr>
-              <w:t xml:space="preserve">Yes</w:t>
+              <w:t>Yes</w:t>
             </w:r>
           </w:p>
         </w:tc>
@@ -1706,7 +1608,7 @@
                 <w:rFonts w:ascii="Times New Roman"/>
                 <w:sz w:val="18"/>
               </w:rPr>
-              <w:t xml:space="preserve">One module per task in src/, FastAPI routes in api/main.py</w:t>
+              <w:t>One module per concern: auth, database, gemini_service, planners, products and three route modules</w:t>
             </w:r>
           </w:p>
         </w:tc>
@@ -1796,7 +1698,7 @@
                 <w:rFonts w:ascii="Times New Roman"/>
                 <w:sz w:val="18"/>
               </w:rPr>
-              <w:t xml:space="preserve">Yes</w:t>
+              <w:t>Yes</w:t>
             </w:r>
           </w:p>
         </w:tc>
@@ -1817,7 +1719,7 @@
                 <w:rFonts w:ascii="Times New Roman"/>
                 <w:sz w:val="18"/>
               </w:rPr>
-              <w:t xml:space="preserve">Shared feature code reused by training, API and evaluation</w:t>
+              <w:t>Shared planner, verification and result-card code is reused by all three planners</w:t>
             </w:r>
           </w:p>
         </w:tc>
@@ -1908,7 +1810,7 @@
                 <w:spacing w:val="-2"/>
                 <w:sz w:val="18"/>
               </w:rPr>
-              <w:t xml:space="preserve">Yes</w:t>
+              <w:t>Yes</w:t>
             </w:r>
           </w:p>
         </w:tc>
@@ -1929,7 +1831,7 @@
                 <w:rFonts w:ascii="Times New Roman"/>
                 <w:sz w:val="18"/>
               </w:rPr>
-              <w:t xml:space="preserve">Pydantic validation and template fallback when Gemini fails</w:t>
+              <w:t>Pydantic 422 errors, GeminiUnavailable triggers the fallback, image checks and error page</w:t>
             </w:r>
           </w:p>
         </w:tc>
@@ -2343,7 +2245,7 @@
                 <w:rFonts w:ascii="Times New Roman"/>
                 <w:sz w:val="18"/>
               </w:rPr>
-              <w:t xml:space="preserve">features.py (TF-IDF feature builder)</w:t>
+              <w:t>gemini_service.py (text and image JSON calls, model fallback)</w:t>
             </w:r>
           </w:p>
         </w:tc>
@@ -2364,7 +2266,7 @@
                 <w:rFonts w:ascii="Times New Roman"/>
                 <w:sz w:val="18"/>
               </w:rPr>
-              <w:t xml:space="preserve">Python, scikit-learn</w:t>
+              <w:t>Python, google-genai</w:t>
             </w:r>
           </w:p>
         </w:tc>
@@ -2385,7 +2287,7 @@
                 <w:rFonts w:ascii="Times New Roman"/>
                 <w:sz w:val="18"/>
               </w:rPr>
-              <w:t xml:space="preserve">train_classifier.py, evaluate.py, api/main.py</w:t>
+              <w:t>Home, Party and Jewelry planners</w:t>
             </w:r>
           </w:p>
         </w:tc>
@@ -2406,7 +2308,7 @@
                 <w:rFonts w:ascii="Times New Roman"/>
                 <w:sz w:val="18"/>
               </w:rPr>
-              <w:t xml:space="preserve">High</w:t>
+              <w:t>High</w:t>
             </w:r>
           </w:p>
         </w:tc>
@@ -2499,7 +2401,7 @@
                 <w:rFonts w:ascii="Times New Roman"/>
                 <w:sz w:val="18"/>
               </w:rPr>
-              <w:t xml:space="preserve">Pydantic request/response schemas</w:t>
+              <w:t>Pydantic request models and validators (planners.py)</w:t>
             </w:r>
           </w:p>
         </w:tc>
@@ -2520,7 +2422,7 @@
                 <w:rFonts w:ascii="Times New Roman"/>
                 <w:sz w:val="18"/>
               </w:rPr>
-              <w:t xml:space="preserve">Python, Pydantic</w:t>
+              <w:t>Python, Pydantic</w:t>
             </w:r>
           </w:p>
         </w:tc>
@@ -2541,7 +2443,7 @@
                 <w:rFonts w:ascii="Times New Roman"/>
                 <w:sz w:val="18"/>
               </w:rPr>
-              <w:t xml:space="preserve">All five API endpoints</w:t>
+              <w:t>All three generate endpoints</w:t>
             </w:r>
           </w:p>
         </w:tc>
@@ -2562,7 +2464,7 @@
                 <w:rFonts w:ascii="Times New Roman"/>
                 <w:sz w:val="18"/>
               </w:rPr>
-              <w:t xml:space="preserve">High</w:t>
+              <w:t>High</w:t>
             </w:r>
           </w:p>
         </w:tc>
@@ -2610,7 +2512,7 @@
                 <w:rFonts w:ascii="Times New Roman"/>
                 <w:sz w:val="18"/>
               </w:rPr>
-              <w:t xml:space="preserve">gemini.py (cache + fallback phrasing layer)</w:t>
+              <w:t>_verify_picks and rule_based_pick (budget engine)</w:t>
             </w:r>
           </w:p>
         </w:tc>
@@ -2631,7 +2533,7 @@
                 <w:rFonts w:ascii="Times New Roman"/>
                 <w:sz w:val="18"/>
               </w:rPr>
-              <w:t xml:space="preserve">Python, Gemini API</w:t>
+              <w:t>Python</w:t>
             </w:r>
           </w:p>
         </w:tc>
@@ -2652,7 +2554,7 @@
                 <w:rFonts w:ascii="Times New Roman"/>
                 <w:sz w:val="18"/>
               </w:rPr>
-              <w:t xml:space="preserve">/advice endpoint; reusable for any JSON-to-English task</w:t>
+              <w:t>All planners and the fallback path</w:t>
             </w:r>
           </w:p>
         </w:tc>
@@ -2673,7 +2575,7 @@
                 <w:rFonts w:ascii="Times New Roman"/>
                 <w:sz w:val="18"/>
               </w:rPr>
-              <w:t xml:space="preserve">Medium</w:t>
+              <w:t>High</w:t>
             </w:r>
           </w:p>
         </w:tc>
@@ -2721,7 +2623,7 @@
                 <w:rFonts w:ascii="Times New Roman"/>
                 <w:sz w:val="18"/>
               </w:rPr>
-              <w:t xml:space="preserve">forecast.py (baselines + SARIMAX runner)</w:t>
+              <w:t>templates/_results.html (result cards partial)</w:t>
             </w:r>
           </w:p>
         </w:tc>
@@ -2742,7 +2644,7 @@
                 <w:rFonts w:ascii="Times New Roman"/>
                 <w:sz w:val="18"/>
               </w:rPr>
-              <w:t xml:space="preserve">Python, statsmodels</w:t>
+              <w:t>Jinja2, HTML</w:t>
             </w:r>
           </w:p>
         </w:tc>
@@ -2763,7 +2665,7 @@
                 <w:rFonts w:ascii="Times New Roman"/>
                 <w:sz w:val="18"/>
               </w:rPr>
-              <w:t xml:space="preserve">evaluate.py and /forecast endpoint</w:t>
+              <w:t>Home, party, jewelry and history result pages</w:t>
             </w:r>
           </w:p>
         </w:tc>
@@ -2784,7 +2686,7 @@
                 <w:rFonts w:ascii="Times New Roman"/>
                 <w:sz w:val="18"/>
               </w:rPr>
-              <w:t xml:space="preserve">Medium</w:t>
+              <w:t>High</w:t>
             </w:r>
           </w:p>
         </w:tc>
@@ -2832,7 +2734,7 @@
                 <w:rFonts w:ascii="Times New Roman"/>
                 <w:sz w:val="18"/>
               </w:rPr>
-              <w:t xml:space="preserve">evaluate.py (--report generator)</w:t>
+              <w:t>auth.py (hashing, JWT, current-user dependencies)</w:t>
             </w:r>
           </w:p>
         </w:tc>
@@ -2853,7 +2755,7 @@
                 <w:rFonts w:ascii="Times New Roman"/>
                 <w:sz w:val="18"/>
               </w:rPr>
-              <w:t xml:space="preserve">Python, matplotlib</w:t>
+              <w:t>Python, PyJWT</w:t>
             </w:r>
           </w:p>
         </w:tc>
@@ -2874,7 +2776,7 @@
                 <w:rFonts w:ascii="Times New Roman"/>
                 <w:sz w:val="18"/>
               </w:rPr>
-              <w:t xml:space="preserve">README metrics, VIVA.md, results folder</w:t>
+              <w:t>Every protected route</w:t>
             </w:r>
           </w:p>
         </w:tc>
@@ -2895,7 +2797,7 @@
                 <w:rFonts w:ascii="Times New Roman"/>
                 <w:sz w:val="18"/>
               </w:rPr>
-              <w:t xml:space="preserve">Medium</w:t>
+              <w:t>Medium</w:t>
             </w:r>
           </w:p>
         </w:tc>
@@ -3138,7 +3040,7 @@
                 <w:rFonts w:ascii="Times New Roman"/>
                 <w:sz w:val="18"/>
               </w:rPr>
-              <w:t xml:space="preserve">4</w:t>
+              <w:t>4</w:t>
             </w:r>
           </w:p>
         </w:tc>
@@ -3159,7 +3061,7 @@
                 <w:rFonts w:ascii="Times New Roman"/>
                 <w:sz w:val="18"/>
               </w:rPr>
-              <w:t xml:space="preserve">Clear folder layout: data, src, models, results, api</w:t>
+              <w:t>Clear folders for app, templates, static, tests, scripts and docs</w:t>
             </w:r>
           </w:p>
         </w:tc>
@@ -3207,7 +3109,7 @@
                 <w:rFonts w:ascii="Times New Roman"/>
                 <w:sz w:val="18"/>
               </w:rPr>
-              <w:t xml:space="preserve">4</w:t>
+              <w:t>4</w:t>
             </w:r>
           </w:p>
         </w:tc>
@@ -3228,7 +3130,7 @@
                 <w:rFonts w:ascii="Times New Roman"/>
                 <w:sz w:val="18"/>
               </w:rPr>
-              <w:t xml:space="preserve">Descriptive names, typed schemas, seeded random generator</w:t>
+              <w:t>Descriptive names and typed Pydantic models</w:t>
             </w:r>
           </w:p>
         </w:tc>
@@ -3276,7 +3178,7 @@
                 <w:rFonts w:ascii="Times New Roman"/>
                 <w:sz w:val="18"/>
               </w:rPr>
-              <w:t xml:space="preserve">4</w:t>
+              <w:t>4</w:t>
             </w:r>
           </w:p>
         </w:tc>
@@ -3297,7 +3199,7 @@
                 <w:rFonts w:ascii="Times New Roman"/>
                 <w:sz w:val="18"/>
               </w:rPr>
-              <w:t xml:space="preserve">Shared modules reused by training, API and evaluation</w:t>
+              <w:t>Shared modules reused across the three planners</w:t>
             </w:r>
           </w:p>
         </w:tc>
@@ -3351,7 +3253,7 @@
                 <w:rFonts w:ascii="Times New Roman"/>
                 <w:sz w:val="18"/>
               </w:rPr>
-              <w:t xml:space="preserve">4</w:t>
+              <w:t>4</w:t>
             </w:r>
           </w:p>
         </w:tc>
@@ -3372,7 +3274,7 @@
                 <w:rFonts w:ascii="Times New Roman"/>
                 <w:sz w:val="18"/>
               </w:rPr>
-              <w:t xml:space="preserve">README with metrics, VIVA.md with viva questions and answers</w:t>
+              <w:t>README, setup guide, demo script, viva guide and requirements checklist</w:t>
             </w:r>
           </w:p>
         </w:tc>
@@ -3426,7 +3328,7 @@
                 <w:rFonts w:ascii="Times New Roman"/>
                 <w:sz w:val="18"/>
               </w:rPr>
-              <w:t xml:space="preserve">4 / 5</w:t>
+              <w:t>4 / 5</w:t>
             </w:r>
           </w:p>
         </w:tc>
@@ -3447,7 +3349,7 @@
                 <w:rFonts w:ascii="Times New Roman"/>
                 <w:sz w:val="18"/>
               </w:rPr>
-              <w:t xml:space="preserve">Well structured and reusable, with room for more unit tests</w:t>
+              <w:t>Well structured and reusable, with room to add CI and more tests for the UI</w:t>
             </w:r>
           </w:p>
         </w:tc>
